--- a/docs/legal/word/ПОЛИТИКА-ПД-StaySee-2026-06-28.docx
+++ b/docs/legal/word/ПОЛИТИКА-ПД-StaySee-2026-06-28.docx
@@ -2,7 +2,7 @@
 <file path=word/document.xml><?xml version="1.0" encoding="utf-8"?>
 <w:document xmlns:w="http://schemas.openxmlformats.org/wordprocessingml/2006/main" xmlns:m="http://schemas.openxmlformats.org/officeDocument/2006/math" xmlns:r="http://schemas.openxmlformats.org/officeDocument/2006/relationships" xmlns:o="urn:schemas-microsoft-com:office:office" xmlns:v="urn:schemas-microsoft-com:vml" xmlns:w10="urn:schemas-microsoft-com:office:word" xmlns:a="http://schemas.openxmlformats.org/drawingml/2006/main" xmlns:pic="http://schemas.openxmlformats.org/drawingml/2006/picture" xmlns:wp="http://schemas.openxmlformats.org/drawingml/2006/wordprocessingDrawing">
   <w:body>
-    <w:bookmarkStart w:id="25" w:name="политика-обработки-персональных-данных"/>
+    <w:bookmarkStart w:id="26" w:name="политика-обработки-персональных-данных"/>
     <w:p>
       <w:pPr>
         <w:pStyle w:val="Heading1"/>
@@ -35,7 +35,7 @@
         <w:t xml:space="preserve"> </w:t>
       </w:r>
       <w:r>
-        <w:t xml:space="preserve">28 июня 2026 г.</w:t>
+        <w:t xml:space="preserve">31 октября 2026 г.</w:t>
       </w:r>
       <w:r>
         <w:br/>
@@ -51,15 +51,7 @@
         <w:t xml:space="preserve"> </w:t>
       </w:r>
       <w:r>
-        <w:t xml:space="preserve">1.1</w:t>
-      </w:r>
-    </w:p>
-    <w:p>
-      <w:pPr>
-        <w:pStyle w:val="BlockText"/>
-      </w:pPr>
-      <w:r>
-        <w:t xml:space="preserve">Реквизиты ИП внесены. Перед публикацией: заполнить номер уведомления в РКН о трансграничной передаче (ст. 12 152-ФЗ) после его подачи. Рекомендуется консультация с юристом.</w:t>
+        <w:t xml:space="preserve">1.3</w:t>
       </w:r>
     </w:p>
     <w:p>
@@ -239,7 +231,7 @@
       </w:r>
     </w:p>
     <w:bookmarkEnd w:id="10"/>
-    <w:bookmarkStart w:id="14" w:name="Xef9ddebd0ee0014355d21eeffb22a08d4cf9ef1"/>
+    <w:bookmarkStart w:id="15" w:name="Xef9ddebd0ee0014355d21eeffb22a08d4cf9ef1"/>
     <w:p>
       <w:pPr>
         <w:pStyle w:val="Heading2"/>
@@ -447,6 +439,41 @@
           </w:p>
         </w:tc>
       </w:tr>
+      <w:tr>
+        <w:tc>
+          <w:tcPr/>
+          <w:p>
+            <w:pPr>
+              <w:pStyle w:val="Compact"/>
+            </w:pPr>
+            <w:r>
+              <w:t xml:space="preserve">Изображения</w:t>
+            </w:r>
+          </w:p>
+        </w:tc>
+        <w:tc>
+          <w:tcPr/>
+          <w:p>
+            <w:pPr>
+              <w:pStyle w:val="Compact"/>
+            </w:pPr>
+            <w:r>
+              <w:t xml:space="preserve">Фотографии и скриншоты, которые Пользователь прикрепляет к сообщению (по своему желанию)</w:t>
+            </w:r>
+          </w:p>
+        </w:tc>
+        <w:tc>
+          <w:tcPr/>
+          <w:p>
+            <w:pPr>
+              <w:pStyle w:val="Compact"/>
+            </w:pPr>
+            <w:r>
+              <w:t xml:space="preserve">Показ изображения языковой модели при формировании ответа; составление текстового описания изображения</w:t>
+            </w:r>
+          </w:p>
+        </w:tc>
+      </w:tr>
     </w:tbl>
     <w:bookmarkEnd w:id="11"/>
     <w:bookmarkStart w:id="12" w:name="данные-собираемые-автоматически"/>
@@ -593,15 +620,139 @@
       </w:r>
     </w:p>
     <w:p>
+      <w:pPr>
+        <w:pStyle w:val="BodyText"/>
+      </w:pPr>
+      <w:r>
+        <w:t xml:space="preserve">Изображения, которые Пользователь прикрепляет к сообщению, могут содержать сведения о здоровье и внешности Пользователя. Оператор не использует изображения для распознавания или опознавания людей и не обрабатывает их как биометрические персональные данные.</w:t>
+      </w:r>
+    </w:p>
+    <w:bookmarkEnd w:id="13"/>
+    <w:bookmarkStart w:id="14" w:name="изображения"/>
+    <w:p>
+      <w:pPr>
+        <w:pStyle w:val="Heading3"/>
+      </w:pPr>
+      <w:r>
+        <w:t xml:space="preserve">2.4. Изображения</w:t>
+      </w:r>
+    </w:p>
+    <w:p>
+      <w:pPr>
+        <w:pStyle w:val="FirstParagraph"/>
+      </w:pPr>
+      <w:r>
+        <w:rPr>
+          <w:b/>
+          <w:bCs/>
+        </w:rPr>
+        <w:t xml:space="preserve">2.4.1.</w:t>
+      </w:r>
+      <w:r>
+        <w:t xml:space="preserve"> </w:t>
+      </w:r>
+      <w:r>
+        <w:t xml:space="preserve">Изображение прикрепляется Пользователем по желанию. Перед первым прикреплением Пользователь подтверждает отдельное согласие на обработку изображений.</w:t>
+      </w:r>
+    </w:p>
+    <w:p>
+      <w:pPr>
+        <w:pStyle w:val="BodyText"/>
+      </w:pPr>
+      <w:r>
+        <w:rPr>
+          <w:b/>
+          <w:bCs/>
+        </w:rPr>
+        <w:t xml:space="preserve">2.4.2.</w:t>
+      </w:r>
+      <w:r>
+        <w:t xml:space="preserve"> </w:t>
+      </w:r>
+      <w:r>
+        <w:t xml:space="preserve">Оператор</w:t>
+      </w:r>
+      <w:r>
+        <w:t xml:space="preserve"> </w:t>
+      </w:r>
+      <w:r>
+        <w:rPr>
+          <w:b/>
+          <w:bCs/>
+        </w:rPr>
+        <w:t xml:space="preserve">не хранит</w:t>
+      </w:r>
+      <w:r>
+        <w:t xml:space="preserve"> </w:t>
+      </w:r>
+      <w:r>
+        <w:t xml:space="preserve">сами изображения. Изображение передаётся языковой модели на время формирования ответа; отдельная языковая модель составляет его краткое текстовое описание, которое сохраняется в беседе Пользователя как часть сообщения и используется так же, как остальной текст переписки (в том числе для памяти Сервиса).</w:t>
+      </w:r>
+    </w:p>
+    <w:p>
+      <w:pPr>
+        <w:pStyle w:val="BodyText"/>
+      </w:pPr>
+      <w:r>
+        <w:rPr>
+          <w:b/>
+          <w:bCs/>
+        </w:rPr>
+        <w:t xml:space="preserve">2.4.3.</w:t>
+      </w:r>
+      <w:r>
+        <w:t xml:space="preserve"> </w:t>
+      </w:r>
+      <w:r>
+        <w:t xml:space="preserve">Описание не содержит имён, телефонов и адресов третьих лиц, которые видны на изображении, и не содержит попыток опознать людей по лицу. Содержимое надписей на изображении Сервис рассматривает как содержание изображения, а не как указания.</w:t>
+      </w:r>
+    </w:p>
+    <w:p>
+      <w:pPr>
+        <w:pStyle w:val="BodyText"/>
+      </w:pPr>
+      <w:r>
+        <w:rPr>
+          <w:b/>
+          <w:bCs/>
+        </w:rPr>
+        <w:t xml:space="preserve">2.4.4.</w:t>
+      </w:r>
+      <w:r>
+        <w:t xml:space="preserve"> </w:t>
+      </w:r>
+      <w:r>
+        <w:t xml:space="preserve">Пользователь прикрепляет изображения других людей и их переписку только если вправе это делать, и не прикрепляет изображения документов, удостоверяющих личность, платёжных карт и экранов с паролями.</w:t>
+      </w:r>
+    </w:p>
+    <w:p>
+      <w:pPr>
+        <w:pStyle w:val="BodyText"/>
+      </w:pPr>
+      <w:r>
+        <w:rPr>
+          <w:b/>
+          <w:bCs/>
+        </w:rPr>
+        <w:t xml:space="preserve">2.4.5.</w:t>
+      </w:r>
+      <w:r>
+        <w:t xml:space="preserve"> </w:t>
+      </w:r>
+      <w:r>
+        <w:t xml:space="preserve">Количество изображений ограничено: не более трёх в одном сообщении и не более двадцати в сутки.</w:t>
+      </w:r>
+    </w:p>
+    <w:p>
       <w:r>
         <w:pict>
           <v:rect style="width:0;height:1.5pt" o:hralign="center" o:hrstd="t" o:hr="t"/>
         </w:pict>
       </w:r>
     </w:p>
-    <w:bookmarkEnd w:id="13"/>
     <w:bookmarkEnd w:id="14"/>
-    <w:bookmarkStart w:id="15" w:name="цели-обработки-персональных-данных"/>
+    <w:bookmarkEnd w:id="15"/>
+    <w:bookmarkStart w:id="16" w:name="цели-обработки-персональных-данных"/>
     <w:p>
       <w:pPr>
         <w:pStyle w:val="Heading2"/>
@@ -631,7 +782,7 @@
         </w:numPr>
       </w:pPr>
       <w:r>
-        <w:t xml:space="preserve">Техническая поддержка учётной записи и обеспечение безопасности.</w:t>
+        <w:t xml:space="preserve">Показ изображений, прикреплённых Пользователем, языковой модели и составление их текстового описания.</w:t>
       </w:r>
     </w:p>
     <w:p>
@@ -643,7 +794,7 @@
         </w:numPr>
       </w:pPr>
       <w:r>
-        <w:t xml:space="preserve">Направление уведомлений об изменениях условий Сервиса.</w:t>
+        <w:t xml:space="preserve">Техническая поддержка учётной записи и обеспечение безопасности.</w:t>
       </w:r>
     </w:p>
     <w:p>
@@ -655,7 +806,7 @@
         </w:numPr>
       </w:pPr>
       <w:r>
-        <w:t xml:space="preserve">Обработка платежей и возвратов (через Робокасса).</w:t>
+        <w:t xml:space="preserve">Направление уведомлений об изменениях условий Сервиса.</w:t>
       </w:r>
     </w:p>
     <w:p>
@@ -667,6 +818,18 @@
         </w:numPr>
       </w:pPr>
       <w:r>
+        <w:t xml:space="preserve">Обработка платежей и возвратов (через Робокасса).</w:t>
+      </w:r>
+    </w:p>
+    <w:p>
+      <w:pPr>
+        <w:pStyle w:val="Compact"/>
+        <w:numPr>
+          <w:ilvl w:val="0"/>
+          <w:numId w:val="1001"/>
+        </w:numPr>
+      </w:pPr>
+      <w:r>
         <w:t xml:space="preserve">Исполнение требований законодательства РФ.</w:t>
       </w:r>
     </w:p>
@@ -677,8 +840,8 @@
         </w:pict>
       </w:r>
     </w:p>
-    <w:bookmarkEnd w:id="15"/>
-    <w:bookmarkStart w:id="16" w:name="правовые-основания-обработки"/>
+    <w:bookmarkEnd w:id="16"/>
+    <w:bookmarkStart w:id="17" w:name="правовые-основания-обработки"/>
     <w:p>
       <w:pPr>
         <w:pStyle w:val="Heading2"/>
@@ -805,6 +968,30 @@
               <w:pStyle w:val="Compact"/>
             </w:pPr>
             <w:r>
+              <w:t xml:space="preserve">Изображения</w:t>
+            </w:r>
+          </w:p>
+        </w:tc>
+        <w:tc>
+          <w:tcPr/>
+          <w:p>
+            <w:pPr>
+              <w:pStyle w:val="Compact"/>
+            </w:pPr>
+            <w:r>
+              <w:t xml:space="preserve">Явное согласие (п. 1 ч. 1 ст. 6 и п. 1 ч. 2 ст. 10 152-ФЗ), даваемое отдельно при первом прикреплении изображения</w:t>
+            </w:r>
+          </w:p>
+        </w:tc>
+      </w:tr>
+      <w:tr>
+        <w:tc>
+          <w:tcPr/>
+          <w:p>
+            <w:pPr>
+              <w:pStyle w:val="Compact"/>
+            </w:pPr>
+            <w:r>
               <w:t xml:space="preserve">Технические данные</w:t>
             </w:r>
           </w:p>
@@ -853,8 +1040,8 @@
         </w:pict>
       </w:r>
     </w:p>
-    <w:bookmarkEnd w:id="16"/>
-    <w:bookmarkStart w:id="17" w:name="передача-данных-третьим-лицам"/>
+    <w:bookmarkEnd w:id="17"/>
+    <w:bookmarkStart w:id="18" w:name="передача-данных-третьим-лицам"/>
     <w:p>
       <w:pPr>
         <w:pStyle w:val="Heading2"/>
@@ -986,20 +1173,20 @@
               <w:pStyle w:val="Compact"/>
             </w:pPr>
             <w:r>
-              <w:t xml:space="preserve">Маршрутизация запросов к языковым моделям ИИ</w:t>
-            </w:r>
-          </w:p>
-        </w:tc>
-      </w:tr>
-      <w:tr>
-        <w:tc>
-          <w:tcPr/>
-          <w:p>
-            <w:pPr>
-              <w:pStyle w:val="Compact"/>
-            </w:pPr>
-            <w:r>
-              <w:t xml:space="preserve">Anthropic, PBC</w:t>
+              <w:t xml:space="preserve">Посредник: маршрутизация запросов к языковым моделям ИИ</w:t>
+            </w:r>
+          </w:p>
+        </w:tc>
+      </w:tr>
+      <w:tr>
+        <w:tc>
+          <w:tcPr/>
+          <w:p>
+            <w:pPr>
+              <w:pStyle w:val="Compact"/>
+            </w:pPr>
+            <w:r>
+              <w:t xml:space="preserve">OpenAI, L.L.C. и Microsoft Corporation (сервис Azure OpenAI)</w:t>
             </w:r>
           </w:p>
         </w:tc>
@@ -1021,7 +1208,77 @@
               <w:pStyle w:val="Compact"/>
             </w:pPr>
             <w:r>
-              <w:t xml:space="preserve">Обработка текста языковыми моделями для генерации ответов</w:t>
+              <w:t xml:space="preserve">Обработка текста и изображений языковой моделью для генерации ответов</w:t>
+            </w:r>
+          </w:p>
+        </w:tc>
+      </w:tr>
+      <w:tr>
+        <w:tc>
+          <w:tcPr/>
+          <w:p>
+            <w:pPr>
+              <w:pStyle w:val="Compact"/>
+            </w:pPr>
+            <w:r>
+              <w:t xml:space="preserve">Google LLC (сервис Vertex AI)</w:t>
+            </w:r>
+          </w:p>
+        </w:tc>
+        <w:tc>
+          <w:tcPr/>
+          <w:p>
+            <w:pPr>
+              <w:pStyle w:val="Compact"/>
+            </w:pPr>
+            <w:r>
+              <w:t xml:space="preserve">США</w:t>
+            </w:r>
+          </w:p>
+        </w:tc>
+        <w:tc>
+          <w:tcPr/>
+          <w:p>
+            <w:pPr>
+              <w:pStyle w:val="Compact"/>
+            </w:pPr>
+            <w:r>
+              <w:t xml:space="preserve">Обработка текста и изображений языковой моделью для формирования памяти и описаний изображений</w:t>
+            </w:r>
+          </w:p>
+        </w:tc>
+      </w:tr>
+      <w:tr>
+        <w:tc>
+          <w:tcPr/>
+          <w:p>
+            <w:pPr>
+              <w:pStyle w:val="Compact"/>
+            </w:pPr>
+            <w:r>
+              <w:t xml:space="preserve">Anthropic, PBC и Amazon Web Services, Inc. (сервис Amazon Bedrock)</w:t>
+            </w:r>
+          </w:p>
+        </w:tc>
+        <w:tc>
+          <w:tcPr/>
+          <w:p>
+            <w:pPr>
+              <w:pStyle w:val="Compact"/>
+            </w:pPr>
+            <w:r>
+              <w:t xml:space="preserve">США</w:t>
+            </w:r>
+          </w:p>
+        </w:tc>
+        <w:tc>
+          <w:tcPr/>
+          <w:p>
+            <w:pPr>
+              <w:pStyle w:val="Compact"/>
+            </w:pPr>
+            <w:r>
+              <w:t xml:space="preserve">Обработка текста и изображений языковой моделью для генерации ответов (часть ответов и резервная модель)</w:t>
             </w:r>
           </w:p>
         </w:tc>
@@ -1137,7 +1394,7 @@
         <w:pStyle w:val="BodyText"/>
       </w:pPr>
       <w:r>
-        <w:t xml:space="preserve">Оператор не продаёт персональные данные Пользователей третьим лицам.</w:t>
+        <w:t xml:space="preserve">Оператор не продаёт персональные данные Пользователей третьим лицам. Серверы поставщиков языковых моделей могут находиться в США и в других странах: перечень определяется самими поставщиками.</w:t>
       </w:r>
     </w:p>
     <w:p>
@@ -1145,6 +1402,14 @@
         <w:pStyle w:val="BodyText"/>
       </w:pPr>
       <w:r>
+        <w:t xml:space="preserve">Поставщики языковых моделей получают данные только для выполнения запроса Оператора. Оператор не использует содержимое переписки и изображения для обучения моделей и не передаёт их поставщикам для обучения; по опубликованным условиям поставщиков для доступа через программный интерфейс (API) переданные таким образом данные не используются для обучения их моделей.</w:t>
+      </w:r>
+    </w:p>
+    <w:p>
+      <w:pPr>
+        <w:pStyle w:val="BodyText"/>
+      </w:pPr>
+      <w:r>
         <w:rPr>
           <w:b/>
           <w:bCs/>
@@ -1156,6 +1421,14 @@
       </w:r>
       <w:r>
         <w:t xml:space="preserve">Сервис не предназначен для хранения и обработки следующих категорий данных: реквизиты платёжных инструментов (номера банковских карт, CVV/CVC-коды), данные документов, удостоверяющих личность (серия и номер паспорта, СНИЛС, ИНН физического лица), логины и пароли от сторонних сервисов. Пользователь уведомляется об этом при начале каждого диалога. Указание таких сведений в тексте переписки осуществляется Пользователем самостоятельно и на его собственный риск; Оператор не несёт ответственности за последствия такого указания.</w:t>
+      </w:r>
+    </w:p>
+    <w:p>
+      <w:pPr>
+        <w:pStyle w:val="BodyText"/>
+      </w:pPr>
+      <w:r>
+        <w:t xml:space="preserve">Это относится и к изображениям: не прикрепляйте фотографии документов, платёжных карт и экранов с паролями.</w:t>
       </w:r>
     </w:p>
     <w:p>
@@ -1165,8 +1438,8 @@
         </w:pict>
       </w:r>
     </w:p>
-    <w:bookmarkEnd w:id="17"/>
-    <w:bookmarkStart w:id="18" w:name="Xc335fa9f9a9de991e4235990f8839e9ef16dec0"/>
+    <w:bookmarkEnd w:id="18"/>
+    <w:bookmarkStart w:id="19" w:name="Xc335fa9f9a9de991e4235990f8839e9ef16dec0"/>
     <w:p>
       <w:pPr>
         <w:pStyle w:val="Heading2"/>
@@ -1234,6 +1507,58 @@
         <w:t xml:space="preserve">OpenRouter, Inc.</w:t>
       </w:r>
       <w:r>
+        <w:t xml:space="preserve">,</w:t>
+      </w:r>
+      <w:r>
+        <w:t xml:space="preserve"> </w:t>
+      </w:r>
+      <w:r>
+        <w:rPr>
+          <w:b/>
+          <w:bCs/>
+        </w:rPr>
+        <w:t xml:space="preserve">OpenAI, L.L.C.</w:t>
+      </w:r>
+      <w:r>
+        <w:t xml:space="preserve">,</w:t>
+      </w:r>
+      <w:r>
+        <w:t xml:space="preserve"> </w:t>
+      </w:r>
+      <w:r>
+        <w:rPr>
+          <w:b/>
+          <w:bCs/>
+        </w:rPr>
+        <w:t xml:space="preserve">Microsoft Corporation</w:t>
+      </w:r>
+      <w:r>
+        <w:t xml:space="preserve">,</w:t>
+      </w:r>
+      <w:r>
+        <w:t xml:space="preserve"> </w:t>
+      </w:r>
+      <w:r>
+        <w:rPr>
+          <w:b/>
+          <w:bCs/>
+        </w:rPr>
+        <w:t xml:space="preserve">Google LLC</w:t>
+      </w:r>
+      <w:r>
+        <w:t xml:space="preserve">,</w:t>
+      </w:r>
+      <w:r>
+        <w:t xml:space="preserve"> </w:t>
+      </w:r>
+      <w:r>
+        <w:rPr>
+          <w:b/>
+          <w:bCs/>
+        </w:rPr>
+        <w:t xml:space="preserve">Amazon Web Services, Inc.</w:t>
+      </w:r>
+      <w:r>
         <w:t xml:space="preserve"> </w:t>
       </w:r>
       <w:r>
@@ -1266,7 +1591,7 @@
         <w:t xml:space="preserve">США</w:t>
       </w:r>
       <w:r>
-        <w:t xml:space="preserve">. Соединённые Штаты Америки не включены Роскомнадзором в список государств, обеспечивающих надлежащий уровень защиты персональных данных. Передача осуществляется на основании явного согласия Пользователя (п. 1 ч. 4 ст. 12 152-ФЗ).</w:t>
+        <w:t xml:space="preserve">; серверы поставщиков языковых моделей могут находиться и в других странах. Соединённые Штаты Америки не включены Роскомнадзором в список государств, обеспечивающих надлежащий уровень защиты персональных данных. Передача осуществляется на основании явного согласия Пользователя (п. 1 ч. 4 ст. 12 152-ФЗ).</w:t>
       </w:r>
     </w:p>
     <w:p>
@@ -1307,8 +1632,8 @@
         </w:pict>
       </w:r>
     </w:p>
-    <w:bookmarkEnd w:id="18"/>
-    <w:bookmarkStart w:id="19" w:name="меры-защиты-персональных-данных"/>
+    <w:bookmarkEnd w:id="19"/>
+    <w:bookmarkStart w:id="20" w:name="меры-защиты-персональных-данных"/>
     <w:p>
       <w:pPr>
         <w:pStyle w:val="Heading2"/>
@@ -1362,8 +1687,8 @@
         </w:pict>
       </w:r>
     </w:p>
-    <w:bookmarkEnd w:id="19"/>
-    <w:bookmarkStart w:id="20" w:name="сроки-хранения-данных"/>
+    <w:bookmarkEnd w:id="20"/>
+    <w:bookmarkStart w:id="21" w:name="сроки-хранения-данных"/>
     <w:p>
       <w:pPr>
         <w:pStyle w:val="Heading2"/>
@@ -1466,6 +1791,30 @@
               <w:pStyle w:val="Compact"/>
             </w:pPr>
             <w:r>
+              <w:t xml:space="preserve">Изображения</w:t>
+            </w:r>
+          </w:p>
+        </w:tc>
+        <w:tc>
+          <w:tcPr/>
+          <w:p>
+            <w:pPr>
+              <w:pStyle w:val="Compact"/>
+            </w:pPr>
+            <w:r>
+              <w:t xml:space="preserve">Оператором не хранятся; текстовое описание изображения хранится как часть переписки (см. выше)</w:t>
+            </w:r>
+          </w:p>
+        </w:tc>
+      </w:tr>
+      <w:tr>
+        <w:tc>
+          <w:tcPr/>
+          <w:p>
+            <w:pPr>
+              <w:pStyle w:val="Compact"/>
+            </w:pPr>
+            <w:r>
               <w:t xml:space="preserve">Данные о платежах</w:t>
             </w:r>
           </w:p>
@@ -1538,8 +1887,8 @@
         </w:pict>
       </w:r>
     </w:p>
-    <w:bookmarkEnd w:id="20"/>
-    <w:bookmarkStart w:id="21" w:name="права-субъекта-персональных-данных"/>
+    <w:bookmarkEnd w:id="21"/>
+    <w:bookmarkStart w:id="22" w:name="права-субъекта-персональных-данных"/>
     <w:p>
       <w:pPr>
         <w:pStyle w:val="Heading2"/>
@@ -1694,8 +2043,8 @@
         </w:pict>
       </w:r>
     </w:p>
-    <w:bookmarkEnd w:id="21"/>
-    <w:bookmarkStart w:id="22" w:name="обработка-данных-несовершеннолетних"/>
+    <w:bookmarkEnd w:id="22"/>
+    <w:bookmarkStart w:id="23" w:name="обработка-данных-несовершеннолетних"/>
     <w:p>
       <w:pPr>
         <w:pStyle w:val="Heading2"/>
@@ -1719,8 +2068,8 @@
         </w:pict>
       </w:r>
     </w:p>
-    <w:bookmarkEnd w:id="22"/>
-    <w:bookmarkStart w:id="23" w:name="изменения-в-политике"/>
+    <w:bookmarkEnd w:id="23"/>
+    <w:bookmarkStart w:id="24" w:name="изменения-в-политике"/>
     <w:p>
       <w:pPr>
         <w:pStyle w:val="Heading2"/>
@@ -1788,8 +2137,8 @@
         </w:pict>
       </w:r>
     </w:p>
-    <w:bookmarkEnd w:id="23"/>
-    <w:bookmarkStart w:id="24" w:name="реквизиты-и-контакты"/>
+    <w:bookmarkEnd w:id="24"/>
+    <w:bookmarkStart w:id="25" w:name="реквизиты-и-контакты"/>
     <w:p>
       <w:pPr>
         <w:pStyle w:val="Heading2"/>
@@ -2033,8 +2382,8 @@
         </w:tc>
       </w:tr>
     </w:tbl>
-    <w:bookmarkEnd w:id="24"/>
     <w:bookmarkEnd w:id="25"/>
+    <w:bookmarkEnd w:id="26"/>
     <w:sectPr>
       <w:footnotePr>
         <w:numRestart w:val="eachSect"/>
@@ -2913,7 +3262,7 @@
       <w:color w:themeColor="accent1" w:themeShade="BF" w:val="365F91"/>
     </w:rPr>
   </w:style>
-  <w:style w:type="paragraph" w:customStyle="1" w:styleId="SourceCode">
+  <w:style w:customStyle="1" w:styleId="SourceCode" w:type="paragraph">
     <w:name w:val="Source Code"/>
     <w:basedOn w:val="Normal"/>
     <w:link w:val="VerbatimChar"/>
@@ -2921,7 +3270,7 @@
       <w:wordWrap w:val="off"/>
     </w:pPr>
   </w:style>
-  <w:style w:type="character" w:customStyle="1" w:styleId="KeywordTok">
+  <w:style w:customStyle="1" w:styleId="KeywordTok" w:type="character">
     <w:name w:val="KeywordTok"/>
     <w:basedOn w:val="VerbatimChar"/>
     <w:rPr>
@@ -2929,77 +3278,77 @@
       <w:color w:val="007020"/>
     </w:rPr>
   </w:style>
-  <w:style w:type="character" w:customStyle="1" w:styleId="DataTypeTok">
+  <w:style w:customStyle="1" w:styleId="DataTypeTok" w:type="character">
     <w:name w:val="DataTypeTok"/>
     <w:basedOn w:val="VerbatimChar"/>
     <w:rPr>
       <w:color w:val="902000"/>
     </w:rPr>
   </w:style>
-  <w:style w:type="character" w:customStyle="1" w:styleId="DecValTok">
+  <w:style w:customStyle="1" w:styleId="DecValTok" w:type="character">
     <w:name w:val="DecValTok"/>
     <w:basedOn w:val="VerbatimChar"/>
     <w:rPr>
       <w:color w:val="40a070"/>
     </w:rPr>
   </w:style>
-  <w:style w:type="character" w:customStyle="1" w:styleId="BaseNTok">
+  <w:style w:customStyle="1" w:styleId="BaseNTok" w:type="character">
     <w:name w:val="BaseNTok"/>
     <w:basedOn w:val="VerbatimChar"/>
     <w:rPr>
       <w:color w:val="40a070"/>
     </w:rPr>
   </w:style>
-  <w:style w:type="character" w:customStyle="1" w:styleId="FloatTok">
+  <w:style w:customStyle="1" w:styleId="FloatTok" w:type="character">
     <w:name w:val="FloatTok"/>
     <w:basedOn w:val="VerbatimChar"/>
     <w:rPr>
       <w:color w:val="40a070"/>
     </w:rPr>
   </w:style>
-  <w:style w:type="character" w:customStyle="1" w:styleId="ConstantTok">
+  <w:style w:customStyle="1" w:styleId="ConstantTok" w:type="character">
     <w:name w:val="ConstantTok"/>
     <w:basedOn w:val="VerbatimChar"/>
     <w:rPr>
       <w:color w:val="880000"/>
     </w:rPr>
   </w:style>
-  <w:style w:type="character" w:customStyle="1" w:styleId="CharTok">
+  <w:style w:customStyle="1" w:styleId="CharTok" w:type="character">
     <w:name w:val="CharTok"/>
     <w:basedOn w:val="VerbatimChar"/>
     <w:rPr>
       <w:color w:val="4070a0"/>
     </w:rPr>
   </w:style>
-  <w:style w:type="character" w:customStyle="1" w:styleId="SpecialCharTok">
+  <w:style w:customStyle="1" w:styleId="SpecialCharTok" w:type="character">
     <w:name w:val="SpecialCharTok"/>
     <w:basedOn w:val="VerbatimChar"/>
     <w:rPr>
       <w:color w:val="4070a0"/>
     </w:rPr>
   </w:style>
-  <w:style w:type="character" w:customStyle="1" w:styleId="StringTok">
+  <w:style w:customStyle="1" w:styleId="StringTok" w:type="character">
     <w:name w:val="StringTok"/>
     <w:basedOn w:val="VerbatimChar"/>
     <w:rPr>
       <w:color w:val="4070a0"/>
     </w:rPr>
   </w:style>
-  <w:style w:type="character" w:customStyle="1" w:styleId="VerbatimStringTok">
+  <w:style w:customStyle="1" w:styleId="VerbatimStringTok" w:type="character">
     <w:name w:val="VerbatimStringTok"/>
     <w:basedOn w:val="VerbatimChar"/>
     <w:rPr>
       <w:color w:val="4070a0"/>
     </w:rPr>
   </w:style>
-  <w:style w:type="character" w:customStyle="1" w:styleId="SpecialStringTok">
+  <w:style w:customStyle="1" w:styleId="SpecialStringTok" w:type="character">
     <w:name w:val="SpecialStringTok"/>
     <w:basedOn w:val="VerbatimChar"/>
     <w:rPr>
       <w:color w:val="bb6688"/>
     </w:rPr>
   </w:style>
-  <w:style w:type="character" w:customStyle="1" w:styleId="ImportTok">
+  <w:style w:customStyle="1" w:styleId="ImportTok" w:type="character">
     <w:name w:val="ImportTok"/>
     <w:basedOn w:val="VerbatimChar"/>
     <w:rPr>
@@ -3007,7 +3356,7 @@
       <w:color w:val="008000"/>
     </w:rPr>
   </w:style>
-  <w:style w:type="character" w:customStyle="1" w:styleId="CommentTok">
+  <w:style w:customStyle="1" w:styleId="CommentTok" w:type="character">
     <w:name w:val="CommentTok"/>
     <w:basedOn w:val="VerbatimChar"/>
     <w:rPr>
@@ -3015,7 +3364,7 @@
       <w:color w:val="60a0b0"/>
     </w:rPr>
   </w:style>
-  <w:style w:type="character" w:customStyle="1" w:styleId="DocumentationTok">
+  <w:style w:customStyle="1" w:styleId="DocumentationTok" w:type="character">
     <w:name w:val="DocumentationTok"/>
     <w:basedOn w:val="VerbatimChar"/>
     <w:rPr>
@@ -3023,7 +3372,7 @@
       <w:color w:val="ba2121"/>
     </w:rPr>
   </w:style>
-  <w:style w:type="character" w:customStyle="1" w:styleId="AnnotationTok">
+  <w:style w:customStyle="1" w:styleId="AnnotationTok" w:type="character">
     <w:name w:val="AnnotationTok"/>
     <w:basedOn w:val="VerbatimChar"/>
     <w:rPr>
@@ -3032,7 +3381,7 @@
       <w:color w:val="60a0b0"/>
     </w:rPr>
   </w:style>
-  <w:style w:type="character" w:customStyle="1" w:styleId="CommentVarTok">
+  <w:style w:customStyle="1" w:styleId="CommentVarTok" w:type="character">
     <w:name w:val="CommentVarTok"/>
     <w:basedOn w:val="VerbatimChar"/>
     <w:rPr>
@@ -3041,28 +3390,28 @@
       <w:color w:val="60a0b0"/>
     </w:rPr>
   </w:style>
-  <w:style w:type="character" w:customStyle="1" w:styleId="OtherTok">
+  <w:style w:customStyle="1" w:styleId="OtherTok" w:type="character">
     <w:name w:val="OtherTok"/>
     <w:basedOn w:val="VerbatimChar"/>
     <w:rPr>
       <w:color w:val="007020"/>
     </w:rPr>
   </w:style>
-  <w:style w:type="character" w:customStyle="1" w:styleId="FunctionTok">
+  <w:style w:customStyle="1" w:styleId="FunctionTok" w:type="character">
     <w:name w:val="FunctionTok"/>
     <w:basedOn w:val="VerbatimChar"/>
     <w:rPr>
       <w:color w:val="06287e"/>
     </w:rPr>
   </w:style>
-  <w:style w:type="character" w:customStyle="1" w:styleId="VariableTok">
+  <w:style w:customStyle="1" w:styleId="VariableTok" w:type="character">
     <w:name w:val="VariableTok"/>
     <w:basedOn w:val="VerbatimChar"/>
     <w:rPr>
       <w:color w:val="19177c"/>
     </w:rPr>
   </w:style>
-  <w:style w:type="character" w:customStyle="1" w:styleId="ControlFlowTok">
+  <w:style w:customStyle="1" w:styleId="ControlFlowTok" w:type="character">
     <w:name w:val="ControlFlowTok"/>
     <w:basedOn w:val="VerbatimChar"/>
     <w:rPr>
@@ -3070,45 +3419,45 @@
       <w:color w:val="007020"/>
     </w:rPr>
   </w:style>
-  <w:style w:type="character" w:customStyle="1" w:styleId="OperatorTok">
+  <w:style w:customStyle="1" w:styleId="OperatorTok" w:type="character">
     <w:name w:val="OperatorTok"/>
     <w:basedOn w:val="VerbatimChar"/>
     <w:rPr>
       <w:color w:val="666666"/>
     </w:rPr>
   </w:style>
-  <w:style w:type="character" w:customStyle="1" w:styleId="BuiltInTok">
+  <w:style w:customStyle="1" w:styleId="BuiltInTok" w:type="character">
     <w:name w:val="BuiltInTok"/>
     <w:basedOn w:val="VerbatimChar"/>
     <w:rPr>
       <w:color w:val="008000"/>
     </w:rPr>
   </w:style>
-  <w:style w:type="character" w:customStyle="1" w:styleId="ExtensionTok">
+  <w:style w:customStyle="1" w:styleId="ExtensionTok" w:type="character">
     <w:name w:val="ExtensionTok"/>
     <w:basedOn w:val="VerbatimChar"/>
     <w:rPr/>
   </w:style>
-  <w:style w:type="character" w:customStyle="1" w:styleId="PreprocessorTok">
+  <w:style w:customStyle="1" w:styleId="PreprocessorTok" w:type="character">
     <w:name w:val="PreprocessorTok"/>
     <w:basedOn w:val="VerbatimChar"/>
     <w:rPr>
       <w:color w:val="bc7a00"/>
     </w:rPr>
   </w:style>
-  <w:style w:type="character" w:customStyle="1" w:styleId="AttributeTok">
+  <w:style w:customStyle="1" w:styleId="AttributeTok" w:type="character">
     <w:name w:val="AttributeTok"/>
     <w:basedOn w:val="VerbatimChar"/>
     <w:rPr>
       <w:color w:val="7d9029"/>
     </w:rPr>
   </w:style>
-  <w:style w:type="character" w:customStyle="1" w:styleId="RegionMarkerTok">
+  <w:style w:customStyle="1" w:styleId="RegionMarkerTok" w:type="character">
     <w:name w:val="RegionMarkerTok"/>
     <w:basedOn w:val="VerbatimChar"/>
     <w:rPr/>
   </w:style>
-  <w:style w:type="character" w:customStyle="1" w:styleId="InformationTok">
+  <w:style w:customStyle="1" w:styleId="InformationTok" w:type="character">
     <w:name w:val="InformationTok"/>
     <w:basedOn w:val="VerbatimChar"/>
     <w:rPr>
@@ -3117,7 +3466,7 @@
       <w:color w:val="60a0b0"/>
     </w:rPr>
   </w:style>
-  <w:style w:type="character" w:customStyle="1" w:styleId="WarningTok">
+  <w:style w:customStyle="1" w:styleId="WarningTok" w:type="character">
     <w:name w:val="WarningTok"/>
     <w:basedOn w:val="VerbatimChar"/>
     <w:rPr>
@@ -3126,7 +3475,7 @@
       <w:color w:val="60a0b0"/>
     </w:rPr>
   </w:style>
-  <w:style w:type="character" w:customStyle="1" w:styleId="AlertTok">
+  <w:style w:customStyle="1" w:styleId="AlertTok" w:type="character">
     <w:name w:val="AlertTok"/>
     <w:basedOn w:val="VerbatimChar"/>
     <w:rPr>
@@ -3134,7 +3483,7 @@
       <w:color w:val="ff0000"/>
     </w:rPr>
   </w:style>
-  <w:style w:type="character" w:customStyle="1" w:styleId="ErrorTok">
+  <w:style w:customStyle="1" w:styleId="ErrorTok" w:type="character">
     <w:name w:val="ErrorTok"/>
     <w:basedOn w:val="VerbatimChar"/>
     <w:rPr>
@@ -3142,7 +3491,7 @@
       <w:color w:val="ff0000"/>
     </w:rPr>
   </w:style>
-  <w:style w:type="character" w:customStyle="1" w:styleId="NormalTok">
+  <w:style w:customStyle="1" w:styleId="NormalTok" w:type="character">
     <w:name w:val="NormalTok"/>
     <w:basedOn w:val="VerbatimChar"/>
     <w:rPr/>
